--- a/episodes/The_Dark_Rise_Episode_99.docx
+++ b/episodes/The_Dark_Rise_Episode_99.docx
@@ -140,20 +140,7 @@
     </w:p>
     <w:p>
       <w:pPr>
-        <w:spacing w:after="0" w:line="360"/>
-      </w:pPr>
-      <w:r>
-        <w:rPr>
-          <w:rFonts w:ascii="Georgia" w:hAnsi="Georgia" w:cs="Georgia"/>
-          <w:sz w:val="24"/>
-          <w:szCs w:val="24"/>
-        </w:rPr>
-        <w:t xml:space="preserve"/>
-      </w:r>
-    </w:p>
-    <w:p>
-      <w:pPr>
-        <w:spacing w:after="60" w:line="360"/>
+        <w:spacing w:after="60" w:line="360" w:before="480"/>
         <w:ind w:firstLine="360"/>
       </w:pPr>
       <w:r>
@@ -190,7 +177,7 @@
           <w:sz w:val="24"/>
           <w:szCs w:val="24"/>
         </w:rPr>
-        <w:t xml:space="preserve">The request, sent by fast rider the same day, returned crown approval within a week, faster than any request Osadebe had ever sent north, a small, concrete proof of how thoroughly Episode ninety four's reckoning had changed how quickly Udo now moved on Idoro's behalf.</w:t>
+        <w:t xml:space="preserve">The request, sent by fast rider the same day, returned crown approval within a week, faster than any request Osadebe had ever sent north, a small, concrete proof of how thoroughly the crown's reckoning after his report had changed how quickly Udo now moved on Idoro's behalf.</w:t>
       </w:r>
     </w:p>
     <w:p>
@@ -265,20 +252,7 @@
     </w:p>
     <w:p>
       <w:pPr>
-        <w:spacing w:after="0" w:line="360"/>
-      </w:pPr>
-      <w:r>
-        <w:rPr>
-          <w:rFonts w:ascii="Georgia" w:hAnsi="Georgia" w:cs="Georgia"/>
-          <w:sz w:val="24"/>
-          <w:szCs w:val="24"/>
-        </w:rPr>
-        <w:t xml:space="preserve"/>
-      </w:r>
-    </w:p>
-    <w:p>
-      <w:pPr>
-        <w:spacing w:after="60" w:line="360"/>
+        <w:spacing w:after="60" w:line="360" w:before="480"/>
         <w:ind w:firstLine="360"/>
       </w:pPr>
       <w:r>

--- a/episodes/The_Dark_Rise_Episode_99.docx
+++ b/episodes/The_Dark_Rise_Episode_99.docx
@@ -247,7 +247,7 @@
           <w:sz w:val="24"/>
           <w:szCs w:val="24"/>
         </w:rPr>
-        <w:t xml:space="preserve">Osadebe spent the last evening before departure walking the chosen route on Ubani's map a final time with the two soldiers he had selected, quiet, capable men named Ifeanyi and Okonjo who had both served through the worst of the confrontation without flinching, and satisfied himself that the party carried exactly the balance of speed and strength the uncertain ground ahead would demand.</w:t>
+        <w:t xml:space="preserve">Osadebe spent the last evening before departure walking the chosen route on Ubani's map a final time with the two soldiers he had selected, quiet, capable men named Ifeanyi and Okonjo who had both served through the worst of the confrontation without flinching, and satisfied himself that the party carried exactly the balance of speed and strength the uncertain ground ahead would demand. Both men studied the map in silence and asked only practical questions, about water, about ground, about what to do if the bearing failed them, which was exactly why he had chosen them.</w:t>
       </w:r>
     </w:p>
     <w:p>
